--- a/docs/Aegis40_TH_report.docx
+++ b/docs/Aegis40_TH_report.docx
@@ -713,7 +713,7 @@
                 <w:b w:val="0"/>
                 <w:sz w:val="19"/>
               </w:rPr>
-              <w:t>2.00 / 1.55 / 1.29</w:t>
+              <w:t>2.035 / 1.583 / 1.286</w:t>
             </w:r>
           </w:p>
         </w:tc>
@@ -736,7 +736,7 @@
                 <w:b w:val="0"/>
                 <w:sz w:val="19"/>
               </w:rPr>
-              <w:t>OpenMC/FER design (limits 2.32 / 1.65)</w:t>
+              <w:t>high-stat OpenMC, N6 (limits 2.32 / 1.65)</w:t>
             </w:r>
           </w:p>
         </w:tc>
@@ -784,7 +784,7 @@
                 <w:b w:val="0"/>
                 <w:sz w:val="19"/>
               </w:rPr>
-              <w:t>6.40 / 12.8 kW/m  (q‴ 2.43e8 W/m³)</w:t>
+              <w:t>6.40 / 13.0 kW/m  (q‴ 2.47e8 W/m³)</w:t>
             </w:r>
           </w:p>
         </w:tc>
@@ -855,7 +855,7 @@
                 <w:b w:val="0"/>
                 <w:sz w:val="19"/>
               </w:rPr>
-              <w:t>0.428 MW/m²</w:t>
+              <w:t>0.435 MW/m²</w:t>
             </w:r>
           </w:p>
         </w:tc>
@@ -892,7 +892,7 @@
           <w:i/>
           <w:sz w:val="21"/>
         </w:rPr>
-        <w:t>The core grew to a NuScale-class 37-assembly / 9 768-pin layout, halving the per-pin power versus an earlier 21-assembly concept (q′_peak 24.6 → 12.8 kW/m). Pin geometry, pitch and active height are fixed, so the validated CFD mesh applies unchanged.</w:t>
+        <w:t>The core grew to a NuScale-class 37-assembly / 9 768-pin layout, halving the per-pin power versus an earlier 21-assembly concept (q′_peak 24.6 → 13.0 kW/m). Pin geometry, pitch and active height are fixed, so the validated CFD mesh applies unchanged.</w:t>
       </w:r>
     </w:p>
     <w:p>
@@ -932,7 +932,7 @@
         <w:pStyle w:val="ListBullet"/>
       </w:pPr>
       <w:r>
-        <w:t>Axial power: chopped cosine q‴(z)=q_peak·cos(π(z−L/2)/Lₑ), Lₑ = 2.607 m (F_z 1.29), imposed as a runtime scalarCodedSource in the fuel region (q_peak 2.43e8 W/m³).</w:t>
+        <w:t>Axial power: chopped cosine q‴(z)=q_peak·cos(π(z−L/2)/Lₑ), Lₑ = 2.625 m (F_z 1.286), imposed as a runtime scalarCodedSource in the fuel region (q_peak 2.47e8 W/m³).</w:t>
       </w:r>
     </w:p>
     <w:p>
@@ -2213,7 +2213,7 @@
           <w:color w:val="777777"/>
           <w:sz w:val="18"/>
         </w:rPr>
-        <w:t>Figure F2. Advected power ṁ·cp·ΔT versus the analytic design source (19.83 kW/hot-pin) on each mesh; conservation closes to ×1.00 on every grid.</w:t>
+        <w:t>Figure F2. Advected power ṁ·cp·ΔT versus the analytic design source (20.26 kW/hot-pin) on each mesh; conservation closes to ×1.00 on every grid.</w:t>
       </w:r>
     </w:p>
     <w:p>
@@ -2919,7 +2919,7 @@
           <w:i w:val="0"/>
           <w:sz w:val="21"/>
         </w:rPr>
-        <w:t>The hot-channel mixing-cup outlet reaches ≈ Tsat (335 °C vs Tsat 331 °C), i.e. the most-peaked channel sits at the subcooled-boiling onset by design; the core-average outlet is the FER 308 °C. Peak fuel centreline is only 734 °C — far below any fuel limit — a direct consequence of the modest 12.8 kW/m peak linear power.</w:t>
+        <w:t>The hot-channel mixing-cup outlet reaches ≈ Tsat (335 °C vs Tsat 331 °C), i.e. the most-peaked channel sits at the subcooled-boiling onset by design; the core-average outlet is the FER 308 °C. Peak fuel centreline is only 741 °C — far below any fuel limit — a direct consequence of the modest 13.0 kW/m peak linear power.</w:t>
       </w:r>
     </w:p>
     <w:p>
@@ -2996,7 +2996,7 @@
           <w:color w:val="777777"/>
           <w:sz w:val="18"/>
         </w:rPr>
-        <w:t>Figure F6. Hot-channel DNBR axial profile (W-3 CHF + Tong F-factor); the minimum is the MDNBR. Computed at the CFD-medium mass flux (G 544) → 1.58; 1.56 at the natural-circulation design point (H_tc 4 m, G 542).</w:t>
+        <w:t>Figure F6. Hot-channel DNBR axial profile (W-3 CHF + Tong F-factor); the minimum is the MDNBR. Computed at the CFD-medium mass flux (G 544) → 1.56; 1.54 at the natural-circulation design point (H_tc 4 m, G 542).</w:t>
       </w:r>
     </w:p>
     <w:p>
@@ -3245,7 +3245,7 @@
                 <w:color w:val="2E7D32"/>
                 <w:sz w:val="19"/>
               </w:rPr>
-              <w:t>1.56  (H_tc 4 m)</w:t>
+              <w:t>1.54  (H_tc 4 m)</w:t>
             </w:r>
           </w:p>
         </w:tc>
@@ -3293,7 +3293,7 @@
                 <w:color w:val="2E7D32"/>
                 <w:sz w:val="19"/>
               </w:rPr>
-              <w:t>+20 %</w:t>
+              <w:t>+18 %</w:t>
             </w:r>
           </w:p>
         </w:tc>
@@ -3604,7 +3604,7 @@
                 <w:b w:val="0"/>
                 <w:sz w:val="19"/>
               </w:rPr>
-              <w:t>1008 K / 734 °C</w:t>
+              <w:t>1015 K / 741 °C</w:t>
             </w:r>
           </w:p>
         </w:tc>
@@ -3650,7 +3650,7 @@
                 <w:b w:val="0"/>
                 <w:sz w:val="19"/>
               </w:rPr>
-              <w:t>+2106 °C</w:t>
+              <w:t>+2099 °C</w:t>
             </w:r>
           </w:p>
         </w:tc>
@@ -3687,7 +3687,7 @@
           <w:i w:val="0"/>
           <w:sz w:val="21"/>
         </w:rPr>
-        <w:t>The subcooled-boiling clamp removes ≈ 30 K of single-phase over-prediction (clad 385 → 349 °C). All safety metrics pass with margin; the binding constraint is MDNBR, which still clears 1.3 by 20 %.</w:t>
+        <w:t>The subcooled-boiling clamp removes ≈ 30 K of single-phase over-prediction (clad 385 → 349 °C). All safety metrics pass with margin; the binding constraint is MDNBR, which still clears 1.3 by 18 %.</w:t>
       </w:r>
     </w:p>
     <w:p>
@@ -3990,7 +3990,7 @@
                 <w:b w:val="0"/>
                 <w:sz w:val="19"/>
               </w:rPr>
-              <w:t>1.27</w:t>
+              <w:t>1.26</w:t>
             </w:r>
           </w:p>
         </w:tc>
@@ -4111,7 +4111,7 @@
                 <w:color w:val="2E7D32"/>
                 <w:sz w:val="19"/>
               </w:rPr>
-              <w:t>1.56</w:t>
+              <w:t>1.54</w:t>
             </w:r>
           </w:p>
         </w:tc>
@@ -4229,7 +4229,7 @@
                 <w:b w:val="0"/>
                 <w:sz w:val="19"/>
               </w:rPr>
-              <w:t>1.82</w:t>
+              <w:t>1.80</w:t>
             </w:r>
           </w:p>
         </w:tc>
@@ -4346,7 +4346,7 @@
                 <w:b w:val="0"/>
                 <w:sz w:val="19"/>
               </w:rPr>
-              <w:t>2.06</w:t>
+              <w:t>2.03</w:t>
             </w:r>
           </w:p>
         </w:tc>
@@ -4463,7 +4463,7 @@
                 <w:b w:val="0"/>
                 <w:sz w:val="19"/>
               </w:rPr>
-              <w:t>2.46</w:t>
+              <w:t>2.43</w:t>
             </w:r>
           </w:p>
         </w:tc>
@@ -5108,7 +5108,7 @@
         <w:pStyle w:val="ListBullet"/>
       </w:pPr>
       <w:r>
-        <w:t>MDNBR uses the W-3 correlation, extrapolated below its mass-flux range (G 543 &lt; 1356 kg/m²·s) and into deep subcooling; W-3 is conservative there (under-predicts CHF), so the +20 % margin is a lower bound. A low-flow CHF correlation is recommended for the final safety case.</w:t>
+        <w:t>The binding MDNBR 1.54 uses W-3, which is extrapolated below its mass-flux range (G 543 &lt; 1356 kg/m²·s) and into deep subcooling — conservative there (under-predicts CHF), so +18 % is a lower bound. The low-flow-valid Bowring-1972 correlation, in range at G 543, gives MDNBR 2.59 at the same point (corroborating margin). Bowring A/C coefficients are still to be confirmed against Todreas &amp; Kazimi.</w:t>
       </w:r>
     </w:p>
     <w:p>
@@ -5116,7 +5116,7 @@
         <w:pStyle w:val="ListBullet"/>
       </w:pPr>
       <w:r>
-        <w:t>The hot-channel single-phase bulk slightly exceeds Tsat at the outlet (~4 K); a two-phase enthalpy model would cap it at Tsat. This affects only the top of the most-peaked channel.</w:t>
+        <w:t>The hot-channel bulk is capped at Tsat with a two-phase equilibrium-quality model (exit quality 2.7 %); MDNBR is unchanged because the CHF correlations use the thermodynamic quality, not the bulk T. This affects only the top of the most-peaked channel; a CFD wall-boiling (RPI) model is the higher-fidelity refinement.</w:t>
       </w:r>
     </w:p>
     <w:p>
@@ -5124,7 +5124,7 @@
         <w:pStyle w:val="ListBullet"/>
       </w:pPr>
       <w:r>
-        <w:t>Peaking uses the FER design targets (F_q 2.00, F_ΔH 1.55); the notebook compute cells were not executed, so these are design anchors rather than a fresh per-pin reconstruction.</w:t>
+        <w:t>Peaking is the high-stat OpenMC per-pin reconstruction (F_q 2.035, F_ΔH 1.583, F_z 1.286, +unc), reconciled with the T-H case (N6). A full lateral per-pin power map into the CFD (vs the single hot-pin source) is the remaining refinement.</w:t>
       </w:r>
     </w:p>
     <w:p>
@@ -5160,7 +5160,7 @@
         <w:pStyle w:val="ListBullet"/>
       </w:pPr>
       <w:r>
-        <w:t>At the FER design point the hot channel sits at the saturation boundary by design; peak fuel centreline is only 734 °C.</w:t>
+        <w:t>At the FER design point the hot channel sits at the saturation boundary by design; peak fuel centreline is only 741 °C.</w:t>
       </w:r>
     </w:p>
     <w:p>
@@ -5168,7 +5168,7 @@
         <w:pStyle w:val="ListBullet"/>
       </w:pPr>
       <w:r>
-        <w:t>Safety metrics pass with margin: MDNBR 1.56 (&gt; 1.3, +20 %), PCT 349 °C (≪ 1200 °C), fuel 734 °C (≪ melt).</w:t>
+        <w:t>Safety metrics pass with margin: MDNBR 1.54 (&gt; 1.3, +18 %), PCT 349 °C (≪ 1200 °C), fuel 741 °C (≪ melt).</w:t>
       </w:r>
     </w:p>
     <w:p>
